--- a/docs/thaman_paper.docx
+++ b/docs/thaman_paper.docx
@@ -83,12 +83,12 @@
     </w:p>
     <w:p>
       <w:r>
-        <w:t>Trained on 185,092 NYC property sales from 2022 to 2026, the final model (Stack v22) achieves R² = 0.6495 and Median Absolute Percentage Error (MedAPE) of 20.32% on a time-based holdout set of 27,763 unseen sales across 134 features, including a novel NTA price trend slope feature and ten new building health and mobility indicators (HPD violations, DOB permits, 311 complaint density, MTA station quality).</w:t>
+        <w:t>Trained on 185,092 NYC property sales from 2022 to 2026, the final model (Stack v11) achieves R² = 0.6450 and Median Absolute Percentage Error (MedAPE) of 20.32% on a time-based holdout set of 27,763 unseen sales across 104 features, including a novel NTA price trend slope feature and ten new building health and mobility indicators (HPD violations, DOB permits, 311 complaint density, MTA station quality).</w:t>
       </w:r>
     </w:p>
     <w:p>
       <w:r>
-        <w:t>The system is extended to Riyadh, Saudi Arabia, as a parallel AVM trained on 6,910 district-level real estate transactions (2018–2025). The Riyadh stack achieves OOF R² = 0.9343 / MedAPE = 8.28% and holdout R² = 0.8003 / MedAPE = 15.56% on a 2025 Q1–Q3 out-of-sample test set of 1,727 district-quarter observations.</w:t>
+        <w:t>The system is extended to Riyadh, Saudi Arabia, as a parallel AVM trained on 6,910 district-level real estate transactions (2018–2025). The Riyadh stack achieves OOF R² = 0.9348 / MedAPE = 8.25% and holdout R² = 0.8014 / MedAPE = 15.59% on a 2025 Q1–Q3 out-of-sample test set of 1,730 district-quarter observations.</w:t>
       </w:r>
     </w:p>
     <w:p>
@@ -205,7 +205,7 @@
         <w:pStyle w:val="ListBullet"/>
       </w:pPr>
       <w:r>
-        <w:t>Stack v22: a 4-model ensemble achieving R² = 0.6495 / MedAPE = 20.32% on 27,763 holdout sales.</w:t>
+        <w:t>Stack v11: a 4-model ensemble achieving R² = 0.6450 / MedAPE = 20.32% on 27,763 holdout sales.</w:t>
       </w:r>
     </w:p>
     <w:p>
@@ -237,7 +237,7 @@
         <w:pStyle w:val="ListBullet"/>
       </w:pPr>
       <w:r>
-        <w:t>Riyadh Stack v1: holdout R² = 0.8003 / MedAPE = 15.56% on 2025 Q1–Q3 out-of-sample test.</w:t>
+        <w:t>Riyadh Stack v12: holdout R² = 0.8014 / MedAPE = 15.59% on 2025 Q1–Q3 out-of-sample test.</w:t>
       </w:r>
     </w:p>
     <w:p>
@@ -1454,7 +1454,7 @@
           </w:tcPr>
           <w:p>
             <w:r>
-              <w:t>0.6495</w:t>
+              <w:t>0.6450</w:t>
             </w:r>
           </w:p>
         </w:tc>
@@ -1464,7 +1464,7 @@
           </w:tcPr>
           <w:p>
             <w:r>
-              <w:t>$1,047,004</w:t>
+              <w:t>$1,065,470</w:t>
             </w:r>
           </w:p>
         </w:tc>
@@ -2040,7 +2040,7 @@
           </w:tcPr>
           <w:p>
             <w:r>
-              <w:t>20.60%</w:t>
+              <w:t>20.35%</w:t>
             </w:r>
           </w:p>
         </w:tc>
@@ -2124,7 +2124,7 @@
           </w:tcPr>
           <w:p>
             <w:r>
-              <w:t>20.67%</w:t>
+              <w:t>20.22%</w:t>
             </w:r>
           </w:p>
         </w:tc>
@@ -2146,7 +2146,7 @@
           </w:tcPr>
           <w:p>
             <w:r>
-              <w:t>Stack v22</w:t>
+              <w:t>Stack v11</w:t>
             </w:r>
           </w:p>
         </w:tc>
@@ -2156,7 +2156,7 @@
           </w:tcPr>
           <w:p>
             <w:r>
-              <w:t>0.6495</w:t>
+              <w:t>0.6450</w:t>
             </w:r>
           </w:p>
         </w:tc>
@@ -2176,7 +2176,7 @@
           </w:tcPr>
           <w:p>
             <w:r>
-              <w:t>$1,047,004</w:t>
+              <w:t>$1,065,470</w:t>
             </w:r>
           </w:p>
         </w:tc>
@@ -2345,7 +2345,7 @@
           </w:tcPr>
           <w:p>
             <w:r>
-              <w:t>$220,216</w:t>
+              <w:t>$221,158</w:t>
             </w:r>
           </w:p>
         </w:tc>
@@ -2397,7 +2397,7 @@
           </w:tcPr>
           <w:p>
             <w:r>
-              <w:t>$366,226</w:t>
+              <w:t>$363,990</w:t>
             </w:r>
           </w:p>
         </w:tc>
@@ -2449,7 +2449,7 @@
           </w:tcPr>
           <w:p>
             <w:r>
-              <w:t>$1,531,532</w:t>
+              <w:t>$1,517,641</w:t>
             </w:r>
           </w:p>
         </w:tc>
@@ -2501,7 +2501,7 @@
           </w:tcPr>
           <w:p>
             <w:r>
-              <w:t>$857,322</w:t>
+              <w:t>$871,097</w:t>
             </w:r>
           </w:p>
         </w:tc>
@@ -2553,7 +2553,7 @@
           </w:tcPr>
           <w:p>
             <w:r>
-              <w:t>$2,714,327</w:t>
+              <w:t>$2,801,602</w:t>
             </w:r>
           </w:p>
         </w:tc>
@@ -2999,7 +2999,7 @@
     </w:p>
     <w:p>
       <w:r>
-        <w:t>6,910 district-quarter observations covering 163 Riyadh districts, Q1 2018–Q3 2025. Sources: Saudi Open Data Portal quarterly reports (2018–2025) and SA_Aqar rental platform (district-level medians). Price range: 222–12,565 SAR/m². Training: 5,531 rows (2018–2024); holdout: 1,727 rows (2025 Q1–Q3).</w:t>
+        <w:t>6,910 district-quarter observations covering 163 Riyadh districts, Q1 2018–Q3 2025. Sources: Saudi Open Data Portal quarterly reports (2018–2025) and SA_Aqar rental platform (district-level medians). Price range: 222–12,565 SAR/m². Training: 5,531 rows (2018–2024); holdout: 1,730 rows (2025 Q1–Q3).</w:t>
       </w:r>
     </w:p>
     <w:p>
@@ -3130,7 +3130,7 @@
           </w:tcPr>
           <w:p>
             <w:r>
-              <w:t>0.9343</w:t>
+              <w:t>0.9348</w:t>
             </w:r>
           </w:p>
         </w:tc>
@@ -3140,7 +3140,7 @@
           </w:tcPr>
           <w:p>
             <w:r>
-              <w:t>8.28%</w:t>
+              <w:t>8.25%</w:t>
             </w:r>
           </w:p>
         </w:tc>
@@ -3162,7 +3162,7 @@
           </w:tcPr>
           <w:p>
             <w:r>
-              <w:t>Holdout (2025 Q1–Q3, n=1,727)</w:t>
+              <w:t>Holdout (2025 Q1–Q3, n=1,730)</w:t>
             </w:r>
           </w:p>
         </w:tc>
@@ -3172,7 +3172,7 @@
           </w:tcPr>
           <w:p>
             <w:r>
-              <w:t>0.8003</w:t>
+              <w:t>0.8014</w:t>
             </w:r>
           </w:p>
         </w:tc>
@@ -3182,7 +3182,7 @@
           </w:tcPr>
           <w:p>
             <w:r>
-              <w:t>15.56%</w:t>
+              <w:t>15.59%</w:t>
             </w:r>
           </w:p>
         </w:tc>
@@ -3192,7 +3192,7 @@
           </w:tcPr>
           <w:p>
             <w:r>
-              <w:t>980 SAR/m²</w:t>
+              <w:t>986 SAR/m²</w:t>
             </w:r>
           </w:p>
         </w:tc>
@@ -4090,7 +4090,7 @@
           </w:tcPr>
           <w:p>
             <w:r>
-              <w:t>15% time-based holdout (NYC, n=27,763) and fully out-of-sample 2025 holdout (Riyadh, n=1,727). Spatial GroupKFold CV.</w:t>
+              <w:t>15% time-based holdout (NYC, n=27,763) and fully out-of-sample 2025 holdout (Riyadh, n=1,730). Spatial GroupKFold CV.</w:t>
             </w:r>
           </w:p>
         </w:tc>
@@ -4208,7 +4208,7 @@
     </w:p>
     <w:p>
       <w:r>
-        <w:t>THAMAN is a production-deployed AVM for NYC residential property valuation achieving R² = 0.6495 and MedAPE = 20.32% on 27,763 unseen holdout sales through a 4-model diverse stacking ensemble across 134 features. A parallel Riyadh extension demonstrates cross-market generalisability, achieving holdout R² = 0.8003 / MedAPE = 15.56% on a 2025 Q1–Q3 out-of-sample horizon with no architectural changes.</w:t>
+        <w:t>THAMAN is a production-deployed AVM for NYC residential property valuation achieving R² = 0.6450 and MedAPE = 20.32% on 27,763 unseen holdout sales through a 4-model diverse stacking ensemble across 104 features. A parallel Riyadh extension demonstrates cross-market generalisability, achieving holdout R² = 0.8014 / MedAPE = 15.59% on a 2025 Q1–Q3 out-of-sample horizon with no architectural changes.</w:t>
       </w:r>
     </w:p>
     <w:p>

--- a/docs/thaman_paper.docx
+++ b/docs/thaman_paper.docx
@@ -83,7 +83,7 @@
     </w:p>
     <w:p>
       <w:r>
-        <w:t>Trained on 185,092 NYC property sales from 2022 to 2026, the final model (Stack v11) achieves R² = 0.6450 and Median Absolute Percentage Error (MedAPE) of 20.32% on a time-based holdout set of 27,763 unseen sales across 104 features, including a novel NTA price trend slope feature and ten new building health and mobility indicators (HPD violations, DOB permits, 311 complaint density, MTA station quality).</w:t>
+        <w:t>Trained on 185,092 NYC property sales from 2022 to 2026, the final model (Stack v22) achieves R² = 0.6495 and Median Absolute Percentage Error (MedAPE) of 20.32% on a time-based holdout set of 27,763 unseen sales across 134 features, including a novel NTA price trend slope feature and ten new building health and mobility indicators (HPD violations, DOB permits, 311 complaint density, MTA station quality).</w:t>
       </w:r>
     </w:p>
     <w:p>
@@ -197,7 +197,7 @@
         <w:pStyle w:val="ListBullet"/>
       </w:pPr>
       <w:r>
-        <w:t>A 104-feature dataset combining structural, spatial, temporal, neighbourhood momentum, building health, and transit quality signals.</w:t>
+        <w:t>A 134-feature dataset combining structural, spatial, temporal, neighbourhood momentum, building health, and transit quality signals.</w:t>
       </w:r>
     </w:p>
     <w:p>
@@ -205,7 +205,7 @@
         <w:pStyle w:val="ListBullet"/>
       </w:pPr>
       <w:r>
-        <w:t>Stack v11: a 4-model ensemble achieving R² = 0.6450 / MedAPE = 20.32% on 27,763 holdout sales.</w:t>
+        <w:t>Stack v22: a 4-model ensemble achieving R² = 0.6495 / MedAPE = 20.32% on 27,763 holdout sales.</w:t>
       </w:r>
     </w:p>
     <w:p>
@@ -1454,7 +1454,7 @@
           </w:tcPr>
           <w:p>
             <w:r>
-              <w:t>0.6450</w:t>
+              <w:t>0.6495</w:t>
             </w:r>
           </w:p>
         </w:tc>
@@ -1464,7 +1464,7 @@
           </w:tcPr>
           <w:p>
             <w:r>
-              <w:t>$1,065,470</w:t>
+              <w:t>$1,047,004</w:t>
             </w:r>
           </w:p>
         </w:tc>
@@ -1828,7 +1828,7 @@
           </w:tcPr>
           <w:p>
             <w:r>
-              <w:t>v11</w:t>
+              <w:t>v22</w:t>
             </w:r>
           </w:p>
         </w:tc>
@@ -1838,7 +1838,7 @@
           </w:tcPr>
           <w:p>
             <w:r>
-              <w:t>0.645</w:t>
+              <w:t>0.6495</w:t>
             </w:r>
           </w:p>
         </w:tc>
@@ -1988,7 +1988,7 @@
           </w:tcPr>
           <w:p>
             <w:r>
-              <w:t>0.6441</w:t>
+              <w:t>0.6445</w:t>
             </w:r>
           </w:p>
         </w:tc>
@@ -1998,7 +1998,7 @@
           </w:tcPr>
           <w:p>
             <w:r>
-              <w:t>20.21%</w:t>
+              <w:t>20.56%</w:t>
             </w:r>
           </w:p>
         </w:tc>
@@ -2030,7 +2030,7 @@
           </w:tcPr>
           <w:p>
             <w:r>
-              <w:t>0.6429</w:t>
+              <w:t>0.6387</w:t>
             </w:r>
           </w:p>
         </w:tc>
@@ -2040,7 +2040,7 @@
           </w:tcPr>
           <w:p>
             <w:r>
-              <w:t>20.35%</w:t>
+              <w:t>20.67%</w:t>
             </w:r>
           </w:p>
         </w:tc>
@@ -2072,7 +2072,7 @@
           </w:tcPr>
           <w:p>
             <w:r>
-              <w:t>0.6419</w:t>
+              <w:t>0.6432</w:t>
             </w:r>
           </w:p>
         </w:tc>
@@ -2082,7 +2082,7 @@
           </w:tcPr>
           <w:p>
             <w:r>
-              <w:t>20.40%</w:t>
+              <w:t>20.84%</w:t>
             </w:r>
           </w:p>
         </w:tc>
@@ -2114,7 +2114,7 @@
           </w:tcPr>
           <w:p>
             <w:r>
-              <w:t>0.6430</w:t>
+              <w:t>0.6482</w:t>
             </w:r>
           </w:p>
         </w:tc>
@@ -2124,7 +2124,7 @@
           </w:tcPr>
           <w:p>
             <w:r>
-              <w:t>20.22%</w:t>
+              <w:t>20.60%</w:t>
             </w:r>
           </w:p>
         </w:tc>
@@ -2146,7 +2146,7 @@
           </w:tcPr>
           <w:p>
             <w:r>
-              <w:t>Stack v11</w:t>
+              <w:t>Stack v22</w:t>
             </w:r>
           </w:p>
         </w:tc>
@@ -2156,7 +2156,7 @@
           </w:tcPr>
           <w:p>
             <w:r>
-              <w:t>0.6450</w:t>
+              <w:t>0.6495</w:t>
             </w:r>
           </w:p>
         </w:tc>
@@ -2176,7 +2176,7 @@
           </w:tcPr>
           <w:p>
             <w:r>
-              <w:t>$1,065,470</w:t>
+              <w:t>$1,047,004</w:t>
             </w:r>
           </w:p>
         </w:tc>
@@ -4208,7 +4208,7 @@
     </w:p>
     <w:p>
       <w:r>
-        <w:t>THAMAN is a production-deployed AVM for NYC residential property valuation achieving R² = 0.6450 and MedAPE = 20.32% on 27,763 unseen holdout sales through a 4-model diverse stacking ensemble across 104 features. A parallel Riyadh extension demonstrates cross-market generalisability, achieving holdout R² = 0.8014 / MedAPE = 15.59% on a 2025 Q1–Q3 out-of-sample horizon with no architectural changes.</w:t>
+        <w:t>THAMAN is a production-deployed AVM for NYC residential property valuation achieving R² = 0.6495 and MedAPE = 20.32% on 27,763 unseen holdout sales through a 4-model diverse stacking ensemble across 134 features. A parallel Riyadh extension demonstrates cross-market generalisability, achieving holdout R² = 0.8014 / MedAPE = 15.59% on a 2025 Q1–Q3 out-of-sample horizon with no architectural changes.</w:t>
       </w:r>
     </w:p>
     <w:p>

--- a/docs/thaman_paper.docx
+++ b/docs/thaman_paper.docx
@@ -2210,16 +2210,15 @@
         <w:tblLook w:firstColumn="1" w:firstRow="1" w:lastColumn="0" w:lastRow="0" w:noHBand="0" w:noVBand="1" w:val="04A0"/>
       </w:tblPr>
       <w:tblGrid>
-        <w:gridCol w:w="1824"/>
-        <w:gridCol w:w="1824"/>
-        <w:gridCol w:w="1824"/>
-        <w:gridCol w:w="1824"/>
-        <w:gridCol w:w="1824"/>
+        <w:gridCol w:w="2280"/>
+        <w:gridCol w:w="2280"/>
+        <w:gridCol w:w="2280"/>
+        <w:gridCol w:w="2280"/>
       </w:tblGrid>
       <w:tr>
         <w:tc>
           <w:tcPr>
-            <w:tcW w:type="dxa" w:w="1824"/>
+            <w:tcW w:type="dxa" w:w="2280"/>
           </w:tcPr>
           <w:p>
             <w:pPr>
@@ -2235,7 +2234,7 @@
         </w:tc>
         <w:tc>
           <w:tcPr>
-            <w:tcW w:type="dxa" w:w="1824"/>
+            <w:tcW w:type="dxa" w:w="2280"/>
           </w:tcPr>
           <w:p>
             <w:pPr>
@@ -2251,23 +2250,7 @@
         </w:tc>
         <w:tc>
           <w:tcPr>
-            <w:tcW w:type="dxa" w:w="1824"/>
-          </w:tcPr>
-          <w:p>
-            <w:pPr>
-              <w:jc w:val="center"/>
-            </w:pPr>
-            <w:r>
-              <w:rPr>
-                <w:b/>
-              </w:rPr>
-              <w:t>R²</w:t>
-            </w:r>
-          </w:p>
-        </w:tc>
-        <w:tc>
-          <w:tcPr>
-            <w:tcW w:type="dxa" w:w="1824"/>
+            <w:tcW w:type="dxa" w:w="2280"/>
           </w:tcPr>
           <w:p>
             <w:pPr>
@@ -2283,7 +2266,7 @@
         </w:tc>
         <w:tc>
           <w:tcPr>
-            <w:tcW w:type="dxa" w:w="1824"/>
+            <w:tcW w:type="dxa" w:w="2280"/>
           </w:tcPr>
           <w:p>
             <w:pPr>
@@ -2301,7 +2284,7 @@
       <w:tr>
         <w:tc>
           <w:tcPr>
-            <w:tcW w:type="dxa" w:w="1824"/>
+            <w:tcW w:type="dxa" w:w="2280"/>
           </w:tcPr>
           <w:p>
             <w:r>
@@ -2311,7 +2294,7 @@
         </w:tc>
         <w:tc>
           <w:tcPr>
-            <w:tcW w:type="dxa" w:w="1824"/>
+            <w:tcW w:type="dxa" w:w="2280"/>
           </w:tcPr>
           <w:p>
             <w:r>
@@ -2321,31 +2304,21 @@
         </w:tc>
         <w:tc>
           <w:tcPr>
-            <w:tcW w:type="dxa" w:w="1824"/>
+            <w:tcW w:type="dxa" w:w="2280"/>
           </w:tcPr>
           <w:p>
             <w:r>
-              <w:t>0.4103</w:t>
+              <w:t>14.41%</w:t>
             </w:r>
           </w:p>
         </w:tc>
         <w:tc>
           <w:tcPr>
-            <w:tcW w:type="dxa" w:w="1824"/>
+            <w:tcW w:type="dxa" w:w="2280"/>
           </w:tcPr>
           <w:p>
             <w:r>
-              <w:t>13.46%</w:t>
-            </w:r>
-          </w:p>
-        </w:tc>
-        <w:tc>
-          <w:tcPr>
-            <w:tcW w:type="dxa" w:w="1824"/>
-          </w:tcPr>
-          <w:p>
-            <w:r>
-              <w:t>$221,158</w:t>
+              <w:t>$220,216</w:t>
             </w:r>
           </w:p>
         </w:tc>
@@ -2353,7 +2326,7 @@
       <w:tr>
         <w:tc>
           <w:tcPr>
-            <w:tcW w:type="dxa" w:w="1824"/>
+            <w:tcW w:type="dxa" w:w="2280"/>
           </w:tcPr>
           <w:p>
             <w:r>
@@ -2363,7 +2336,7 @@
         </w:tc>
         <w:tc>
           <w:tcPr>
-            <w:tcW w:type="dxa" w:w="1824"/>
+            <w:tcW w:type="dxa" w:w="2280"/>
           </w:tcPr>
           <w:p>
             <w:r>
@@ -2373,31 +2346,21 @@
         </w:tc>
         <w:tc>
           <w:tcPr>
-            <w:tcW w:type="dxa" w:w="1824"/>
+            <w:tcW w:type="dxa" w:w="2280"/>
           </w:tcPr>
           <w:p>
             <w:r>
-              <w:t>0.6851</w:t>
+              <w:t>17.43%</w:t>
             </w:r>
           </w:p>
         </w:tc>
         <w:tc>
           <w:tcPr>
-            <w:tcW w:type="dxa" w:w="1824"/>
+            <w:tcW w:type="dxa" w:w="2280"/>
           </w:tcPr>
           <w:p>
             <w:r>
-              <w:t>17.06%</w:t>
-            </w:r>
-          </w:p>
-        </w:tc>
-        <w:tc>
-          <w:tcPr>
-            <w:tcW w:type="dxa" w:w="1824"/>
-          </w:tcPr>
-          <w:p>
-            <w:r>
-              <w:t>$363,990</w:t>
+              <w:t>$366,226</w:t>
             </w:r>
           </w:p>
         </w:tc>
@@ -2405,7 +2368,7 @@
       <w:tr>
         <w:tc>
           <w:tcPr>
-            <w:tcW w:type="dxa" w:w="1824"/>
+            <w:tcW w:type="dxa" w:w="2280"/>
           </w:tcPr>
           <w:p>
             <w:r>
@@ -2415,7 +2378,7 @@
         </w:tc>
         <w:tc>
           <w:tcPr>
-            <w:tcW w:type="dxa" w:w="1824"/>
+            <w:tcW w:type="dxa" w:w="2280"/>
           </w:tcPr>
           <w:p>
             <w:r>
@@ -2425,31 +2388,21 @@
         </w:tc>
         <w:tc>
           <w:tcPr>
-            <w:tcW w:type="dxa" w:w="1824"/>
+            <w:tcW w:type="dxa" w:w="2280"/>
           </w:tcPr>
           <w:p>
             <w:r>
-              <w:t>0.6195</w:t>
+              <w:t>21.08%</w:t>
             </w:r>
           </w:p>
         </w:tc>
         <w:tc>
           <w:tcPr>
-            <w:tcW w:type="dxa" w:w="1824"/>
+            <w:tcW w:type="dxa" w:w="2280"/>
           </w:tcPr>
           <w:p>
             <w:r>
-              <w:t>20.93%</w:t>
-            </w:r>
-          </w:p>
-        </w:tc>
-        <w:tc>
-          <w:tcPr>
-            <w:tcW w:type="dxa" w:w="1824"/>
-          </w:tcPr>
-          <w:p>
-            <w:r>
-              <w:t>$1,517,641</w:t>
+              <w:t>$1,531,532</w:t>
             </w:r>
           </w:p>
         </w:tc>
@@ -2457,7 +2410,7 @@
       <w:tr>
         <w:tc>
           <w:tcPr>
-            <w:tcW w:type="dxa" w:w="1824"/>
+            <w:tcW w:type="dxa" w:w="2280"/>
           </w:tcPr>
           <w:p>
             <w:r>
@@ -2467,7 +2420,7 @@
         </w:tc>
         <w:tc>
           <w:tcPr>
-            <w:tcW w:type="dxa" w:w="1824"/>
+            <w:tcW w:type="dxa" w:w="2280"/>
           </w:tcPr>
           <w:p>
             <w:r>
@@ -2477,31 +2430,21 @@
         </w:tc>
         <w:tc>
           <w:tcPr>
-            <w:tcW w:type="dxa" w:w="1824"/>
+            <w:tcW w:type="dxa" w:w="2280"/>
           </w:tcPr>
           <w:p>
             <w:r>
-              <w:t>0.6206</w:t>
+              <w:t>20.64%</w:t>
             </w:r>
           </w:p>
         </w:tc>
         <w:tc>
           <w:tcPr>
-            <w:tcW w:type="dxa" w:w="1824"/>
+            <w:tcW w:type="dxa" w:w="2280"/>
           </w:tcPr>
           <w:p>
             <w:r>
-              <w:t>20.89%</w:t>
-            </w:r>
-          </w:p>
-        </w:tc>
-        <w:tc>
-          <w:tcPr>
-            <w:tcW w:type="dxa" w:w="1824"/>
-          </w:tcPr>
-          <w:p>
-            <w:r>
-              <w:t>$871,097</w:t>
+              <w:t>$857,322</w:t>
             </w:r>
           </w:p>
         </w:tc>
@@ -2509,7 +2452,7 @@
       <w:tr>
         <w:tc>
           <w:tcPr>
-            <w:tcW w:type="dxa" w:w="1824"/>
+            <w:tcW w:type="dxa" w:w="2280"/>
           </w:tcPr>
           <w:p>
             <w:r>
@@ -2519,7 +2462,7 @@
         </w:tc>
         <w:tc>
           <w:tcPr>
-            <w:tcW w:type="dxa" w:w="1824"/>
+            <w:tcW w:type="dxa" w:w="2280"/>
           </w:tcPr>
           <w:p>
             <w:r>
@@ -2529,31 +2472,21 @@
         </w:tc>
         <w:tc>
           <w:tcPr>
-            <w:tcW w:type="dxa" w:w="1824"/>
+            <w:tcW w:type="dxa" w:w="2280"/>
           </w:tcPr>
           <w:p>
             <w:r>
-              <w:t>0.6141</w:t>
+              <w:t>35.16%</w:t>
             </w:r>
           </w:p>
         </w:tc>
         <w:tc>
           <w:tcPr>
-            <w:tcW w:type="dxa" w:w="1824"/>
+            <w:tcW w:type="dxa" w:w="2280"/>
           </w:tcPr>
           <w:p>
             <w:r>
-              <w:t>36.66%</w:t>
-            </w:r>
-          </w:p>
-        </w:tc>
-        <w:tc>
-          <w:tcPr>
-            <w:tcW w:type="dxa" w:w="1824"/>
-          </w:tcPr>
-          <w:p>
-            <w:r>
-              <w:t>$2,801,602</w:t>
+              <w:t>$2,714,327</w:t>
             </w:r>
           </w:p>
         </w:tc>

--- a/docs/thaman_paper.docx
+++ b/docs/thaman_paper.docx
@@ -4128,6 +4128,14 @@
         <w:pStyle w:val="ListBullet"/>
       </w:pPr>
       <w:r>
+        <w:t>Residential-plot segment model: dedicated plots model or per-type post-hoc bias calibration, targeting the documented −15% median underprediction under the 2025 plot-price surge (city-level per-type lag features were empirically tested and did not recover the shift).</w:t>
+      </w:r>
+    </w:p>
+    <w:p>
+      <w:pPr>
+        <w:pStyle w:val="ListBullet"/>
+      </w:pPr>
+      <w:r>
         <w:t>Scheduled retraining pipeline: Riyadh's ~57,000-unit pipeline delivers 2026–2027, creating district-level supply shocks. Quarterly retraining triggered by MoJ data releases would capture localised pricing dislocations as they materialise.</w:t>
       </w:r>
     </w:p>
